--- a/Still_Standing_Legacy_Source_Book.docx
+++ b/Still_Standing_Legacy_Source_Book.docx
@@ -71,7 +71,7 @@
           <w:i w:val="0"/>
           <w:sz w:val="21"/>
         </w:rPr>
-        <w:t xml:space="preserve">Longevity is a story competitors can't fake and chains can't buy. A business that has fed, dressed, insured, or sheltered this town for 50, 75, or 100 years is exactly the kind of deep-roots subject the Scout exists to honor — it pairs naturally with </w:t>
+        <w:t xml:space="preserve">Longevity is a story competitors can't fake and chains can't buy. A business that has fed, dressed, insured, or sheltered this town for 50, 75, or 100 years is exactly the kind of deep-roots subject the Insider exists to honor — it pairs naturally with </w:t>
       </w:r>
       <w:r>
         <w:rPr>
@@ -154,7 +154,7 @@
           <w:i w:val="0"/>
           <w:sz w:val="21"/>
         </w:rPr>
-        <w:t>Scout angle</w:t>
+        <w:t>Insider angle</w:t>
       </w:r>
       <w:r>
         <w:rPr>
@@ -420,7 +420,7 @@
                 <w:color w:val="FFFFFF"/>
                 <w:sz w:val="16"/>
               </w:rPr>
-              <w:t>The Scout angle (POV that earns membership)</w:t>
+              <w:t>The Insider angle (POV that earns membership)</w:t>
             </w:r>
           </w:p>
         </w:tc>
@@ -3278,7 +3278,7 @@
                 <w:color w:val="FFFFFF"/>
                 <w:sz w:val="16"/>
               </w:rPr>
-              <w:t>The Scout angle (POV that earns membership)</w:t>
+              <w:t>The Insider angle (POV that earns membership)</w:t>
             </w:r>
           </w:p>
         </w:tc>
@@ -4259,7 +4259,7 @@
                 <w:color w:val="FFFFFF"/>
                 <w:sz w:val="16"/>
               </w:rPr>
-              <w:t>The Scout angle (POV that earns membership)</w:t>
+              <w:t>The Insider angle (POV that earns membership)</w:t>
             </w:r>
           </w:p>
         </w:tc>
@@ -4959,7 +4959,7 @@
                 <w:color w:val="FFFFFF"/>
                 <w:sz w:val="16"/>
               </w:rPr>
-              <w:t>The Scout angle (POV that earns membership)</w:t>
+              <w:t>The Insider angle (POV that earns membership)</w:t>
             </w:r>
           </w:p>
         </w:tc>
@@ -5316,7 +5316,7 @@
                 <w:color w:val="FFFFFF"/>
                 <w:sz w:val="16"/>
               </w:rPr>
-              <w:t>The Scout angle (POV that earns membership)</w:t>
+              <w:t>The Insider angle (POV that earns membership)</w:t>
             </w:r>
           </w:p>
         </w:tc>
@@ -5833,7 +5833,7 @@
           <w:color w:val="1B3A4B"/>
           <w:sz w:val="30"/>
         </w:rPr>
-        <w:t>Scout finds — the hidden &amp; satellite-town legacy others miss</w:t>
+        <w:t>Insider finds — the hidden &amp; satellite-town legacy others miss</w:t>
       </w:r>
     </w:p>
     <w:p>
@@ -5846,7 +5846,7 @@
           <w:color w:val="6B7B85"/>
           <w:sz w:val="18"/>
         </w:rPr>
-        <w:t>Sourced by a Scout pass for durable, unglamorous, non-tourist businesses in the satellite towns — the hardware stores, diners, barbershops, and independents nobody profiles. Verify each before featuring; confidence noted.</w:t>
+        <w:t>Sourced by a Insider pass for durable, unglamorous, non-tourist businesses in the satellite towns — the hardware stores, diners, barbershops, and independents nobody profiles. Verify each before featuring; confidence noted.</w:t>
       </w:r>
     </w:p>
     <w:tbl>
@@ -6003,7 +6003,7 @@
                 <w:color w:val="FFFFFF"/>
                 <w:sz w:val="16"/>
               </w:rPr>
-              <w:t>The Scout angle (POV that earns membership)</w:t>
+              <w:t>The Insider angle (POV that earns membership)</w:t>
             </w:r>
           </w:p>
         </w:tc>
@@ -7448,7 +7448,7 @@
           <w:color w:val="2A9D8F"/>
           <w:sz w:val="24"/>
         </w:rPr>
-        <w:t>Scout leads — promising but unverified (call before publishing)</w:t>
+        <w:t>Insider leads — promising but unverified (call before publishing)</w:t>
       </w:r>
     </w:p>
     <w:p>
